--- a/Madhumitha_Challa_Intern_Graduate.docx
+++ b/Madhumitha_Challa_Intern_Graduate.docx
@@ -151,15 +151,23 @@
         <w:spacing w:after="50"/>
       </w:pPr>
       <w:r>
-        <w:t xml:space="preserve">• Selected to work on emerging technology integration for fintech platform; exposure to cloud infrastructure scaling and real-time transaction monitoring systems</w:t>
-      </w:r>
-    </w:p>
-    <w:p>
-      <w:pPr>
-        <w:spacing w:after="200"/>
-      </w:pPr>
-      <w:r>
-        <w:t xml:space="preserve">• Contributing to architecture decisions and digital innovation pipeline for growing fintech venture</w:t>
+        <w:t xml:space="preserve">• Supporting digital platform research, planning, and technical documentation for an upcoming venture; contributing to website/software testing, user testing, and bug reporting under supervision</w:t>
+      </w:r>
+    </w:p>
+    <w:p>
+      <w:pPr>
+        <w:spacing w:after="50"/>
+      </w:pPr>
+      <w:r>
+        <w:t xml:space="preserve">• Supporting data organisation, reporting, and dashboard/analytics tasks alongside CRM and business process documentation; researching software tools, APIs, and digital platform solutions</w:t>
+      </w:r>
+    </w:p>
+    <w:p>
+      <w:pPr>
+        <w:spacing w:after="200"/>
+      </w:pPr>
+      <w:r>
+        <w:t xml:space="preserve">• Preparing user guides, workflow notes, and process maps; applying cybersecurity awareness practices, including documentation and basic risk checks, as part of structured team learning tasks</w:t>
       </w:r>
     </w:p>
     <w:p>
@@ -396,10 +404,26 @@
     </w:p>
     <w:p>
       <w:pPr>
+        <w:spacing w:after="200"/>
+      </w:pPr>
+      <w:r>
+        <w:t xml:space="preserve">• Mentor 20+ postgraduate IT students; manage infrastructure for Monash Data &amp; AI Society (1,600+ members); support community growth and peer learning</w:t>
+      </w:r>
+    </w:p>
+    <w:p>
+      <w:pPr>
+        <w:spacing w:after="100" w:before="100"/>
+      </w:pPr>
+      <w:r>
+        <w:t xml:space="preserve">Student Adviser | Monash Student Communities | Jul 2024–Present</w:t>
+      </w:r>
+    </w:p>
+    <w:p>
+      <w:pPr>
         <w:spacing w:after="400"/>
       </w:pPr>
       <w:r>
-        <w:t xml:space="preserve">• Mentor 20+ postgraduate IT students; manage infrastructure for Monash Data &amp; AI Society (1,600+ members); support community growth and peer learning</w:t>
+        <w:t xml:space="preserve">• Mentor a cohort of undergrad and postgrad students through one-on-one check-ins and cluster catch-ups, helping new students navigate university life, and encouraging several of my own mentees to step up into advising themselves</w:t>
       </w:r>
     </w:p>
     <w:p>

--- a/Madhumitha_Challa_Intern_Graduate.docx
+++ b/Madhumitha_Challa_Intern_Graduate.docx
@@ -47,7 +47,7 @@
         <w:spacing w:after="400"/>
       </w:pPr>
       <w:r>
-        <w:t xml:space="preserve">Enterprise IT professional with 3+ years of hands-on experience at Cognizant Technology Solutions delivering quantifiable digital transformation across mission-critical healthcare operations (3.2M members). Currently finalizing Master of Information Technology at Monash University (graduating Dec 2026, WAM 65.7). Proven track record: USD 700K annual cost savings, 30% IT cost reduction, 5% patient engagement improvement, 95%+ audit compliance maintained. Expertise in real-time systems monitoring, cloud platform modernization, root cause analysis, and infrastructure optimization. AWS CCP certified. Demonstrated leadership mentoring 20+ postgraduate IT students.</w:t>
+        <w:t xml:space="preserve">Enterprise IT professional with 3+ years of hands-on experience at Cognizant Technology Solutions delivering quantifiable digital transformation across mission-critical healthcare operations (3.2M members). Currently finalizing Master of Information Technology at Monash University (graduating Dec 2026, WAM 65.7). Proven track record: Avaya-to-Genesys Cloud CX migration across 30,000+ associates and agents, 5% patient engagement improvement, 20% reduction in manual interventions, 95%+ audit compliance maintained. Expertise in real-time systems monitoring, cloud platform modernization, root cause analysis, and infrastructure optimization. AWS CCP certified. Demonstrated leadership mentoring 20+ postgraduate IT students.</w:t>
       </w:r>
     </w:p>
     <w:p>
@@ -67,7 +67,7 @@
         <w:spacing w:after="100"/>
       </w:pPr>
       <w:r>
-        <w:t xml:space="preserve">Cloud Platforms &amp; Modernization: Oracle Cloud HCM | Genesys Cloud CX | Google Cloud | AWS | Azure MFA | Microsoft 365</w:t>
+        <w:t xml:space="preserve">Cloud Platforms &amp; Modernization: Genesys Cloud CX | Google Cloud | AWS | Azure MFA | Microsoft 365</w:t>
       </w:r>
     </w:p>
     <w:p>
@@ -291,7 +291,7 @@
         <w:spacing w:after="50"/>
       </w:pPr>
       <w:r>
-        <w:t xml:space="preserve">• Contributed to Genesys Cloud CX migration (30,000+ associates): delivered 5% patient engagement improvement and 20% reduction in manual interventions — quantifiable proof of impact in cloud-driven digital transformation</w:t>
+        <w:t xml:space="preserve">• Contributed to Cognizant’s Avaya-to-Genesys Cloud CX contact center migration (30,000+ associates and agents across 8 lines of business): delivered a 5% increase in patient engagement, 20% reduction in manual interventions per week, and 2% decrease in average handling time — quantifiable proof of impact in cloud-driven digital transformation</w:t>
       </w:r>
     </w:p>
     <w:p>
@@ -315,15 +315,7 @@
         <w:spacing w:after="50"/>
       </w:pPr>
       <w:r>
-        <w:t xml:space="preserve">Cloud Modernization &amp; Enterprise Systems Integration (Oracle Cloud HCM):</w:t>
-      </w:r>
-    </w:p>
-    <w:p>
-      <w:pPr>
-        <w:spacing w:after="50"/>
-      </w:pPr>
-      <w:r>
-        <w:t xml:space="preserve">• Drove multi-module Oracle Cloud HCM migration (17 modules, 11-month programme): delivered USD 700K annual savings and 30% IT cost reduction — flagship digital transformation achievement with measurable business impact</w:t>
+        <w:t xml:space="preserve">Service Excellence &amp; Process Improvement:</w:t>
       </w:r>
     </w:p>
     <w:p>

--- a/Madhumitha_Challa_Intern_Graduate.docx
+++ b/Madhumitha_Challa_Intern_Graduate.docx
@@ -175,7 +175,7 @@
         <w:spacing w:after="100" w:before="100"/>
       </w:pPr>
       <w:r>
-        <w:t xml:space="preserve">TeaMWork Virtual Internship – AI Strategy &amp; Market Expansion | Monash-Warwick Alliance</w:t>
+        <w:t xml:space="preserve">TeaMWork Virtual Internship – Market Expansion Strategy | Monash-Warwick Alliance</w:t>
       </w:r>
     </w:p>
     <w:p>

--- a/Madhumitha_Challa_Intern_Graduate.docx
+++ b/Madhumitha_Challa_Intern_Graduate.docx
@@ -175,7 +175,7 @@
         <w:spacing w:after="100" w:before="100"/>
       </w:pPr>
       <w:r>
-        <w:t xml:space="preserve">TeaMWork Virtual Internship – Market Expansion Strategy | Monash-Warwick Alliance</w:t>
+        <w:t xml:space="preserve">TeaMWork Virtual Intern &amp; Team Co-Lead | Monash-Warwick Alliance</w:t>
       </w:r>
     </w:p>
     <w:p>

--- a/Madhumitha_Challa_Intern_Graduate.docx
+++ b/Madhumitha_Challa_Intern_Graduate.docx
@@ -407,7 +407,7 @@
         <w:spacing w:after="100" w:before="100"/>
       </w:pPr>
       <w:r>
-        <w:t xml:space="preserve">Student Adviser | Monash Student Communities | Jul 2024–Present</w:t>
+        <w:t>Student Adviser | Monash Student Communities | Jul 2025–Present</w:t>
       </w:r>
     </w:p>
     <w:p>

--- a/Madhumitha_Challa_Intern_Graduate.docx
+++ b/Madhumitha_Challa_Intern_Graduate.docx
@@ -47,7 +47,7 @@
         <w:spacing w:after="400"/>
       </w:pPr>
       <w:r>
-        <w:t xml:space="preserve">Enterprise IT professional with 3+ years of hands-on experience at Cognizant Technology Solutions delivering quantifiable digital transformation across mission-critical healthcare operations (3.2M members). Currently finalizing Master of Information Technology at Monash University (graduating Dec 2026, WAM 65.7). Proven track record: Avaya-to-Genesys Cloud CX migration across 30,000+ associates and agents, 5% patient engagement improvement, 20% reduction in manual interventions, 95%+ audit compliance maintained. Expertise in real-time systems monitoring, cloud platform modernization, root cause analysis, and infrastructure optimization. AWS CCP certified. Demonstrated leadership mentoring 20+ postgraduate IT students.</w:t>
+        <w:t>Enterprise IT professional with 3+ years of hands-on experience at Cognizant Technology Solutions delivering quantifiable digital transformation across mission-critical healthcare operations (3.2M members). Currently finalizing Master of Information Technology at Monash University (graduating Dec 2026, WAM 65.7). Proven track record: Avaya-to-Genesys Cloud CX migration across 30,000+ associates and agents, 5% patient engagement improvement, 20% reduction in manual interventions, 95%+ audit compliance maintained. Expertise in real-time systems monitoring, cloud platform modernization, root cause analysis, and infrastructure optimization. AWS CCP certified. Demonstrated leadership mentoring 40+ postgraduate IT students.</w:t>
       </w:r>
     </w:p>
     <w:p>
@@ -399,7 +399,7 @@
         <w:spacing w:after="200"/>
       </w:pPr>
       <w:r>
-        <w:t xml:space="preserve">• Mentor 20+ postgraduate IT students; manage infrastructure for Monash Data &amp; AI Society (1,600+ members); support community growth and peer learning</w:t>
+        <w:t>• Mentor 40+ postgraduate IT students; manage infrastructure for Monash Data &amp; AI Society (1,600+ members); support community growth and peer learning</w:t>
       </w:r>
     </w:p>
     <w:p>

--- a/Madhumitha_Challa_Intern_Graduate.docx
+++ b/Madhumitha_Challa_Intern_Graduate.docx
@@ -14,7 +14,7 @@
     </w:p>
     <w:p>
       <w:pPr>
-        <w:spacing w:after="200"/>
+        <w:spacing w:after="120"/>
         <w:jc w:val="center"/>
       </w:pPr>
       <w:r>
@@ -23,7 +23,7 @@
     </w:p>
     <w:p>
       <w:pPr>
-        <w:spacing w:after="400"/>
+        <w:spacing w:after="240"/>
         <w:jc w:val="center"/>
       </w:pPr>
       <w:r>
@@ -36,7 +36,7 @@
         <w:pBdr>
           <w:bottom w:val="single" w:color="2E5090" w:sz="6" w:space="1"/>
         </w:pBdr>
-        <w:spacing w:after="200" w:before="200"/>
+        <w:spacing w:after="120" w:before="120"/>
       </w:pPr>
       <w:r>
         <w:t xml:space="preserve">PROFESSIONAL PROFILE</w:t>
@@ -44,7 +44,7 @@
     </w:p>
     <w:p>
       <w:pPr>
-        <w:spacing w:after="400"/>
+        <w:spacing w:after="240"/>
       </w:pPr>
       <w:r>
         <w:t>Enterprise IT professional with 3+ years of hands-on experience at Cognizant Technology Solutions delivering quantifiable digital transformation across mission-critical healthcare operations (3.2M members). Currently finalizing Master of Information Technology at Monash University (graduating Dec 2026, WAM 65.7). Proven track record: Avaya-to-Genesys Cloud CX migration across 30,000+ associates and agents, 5% patient engagement improvement, 20% reduction in manual interventions, 95%+ audit compliance maintained. Expertise in real-time systems monitoring, cloud platform modernization, root cause analysis, and infrastructure optimization. AWS CCP certified. Demonstrated leadership mentoring 40+ postgraduate IT students.</w:t>
@@ -56,7 +56,7 @@
         <w:pBdr>
           <w:bottom w:val="single" w:color="2E5090" w:sz="6" w:space="1"/>
         </w:pBdr>
-        <w:spacing w:after="200" w:before="200"/>
+        <w:spacing w:after="120" w:before="120"/>
       </w:pPr>
       <w:r>
         <w:t xml:space="preserve">CORE COMPETENCIES</w:t>
@@ -64,15 +64,15 @@
     </w:p>
     <w:p>
       <w:pPr>
-        <w:spacing w:after="100"/>
-      </w:pPr>
-      <w:r>
-        <w:t xml:space="preserve">Cloud Platforms &amp; Modernization: Genesys Cloud CX | Google Cloud | AWS | Azure MFA | Microsoft 365</w:t>
-      </w:r>
-    </w:p>
-    <w:p>
-      <w:pPr>
-        <w:spacing w:after="100"/>
+        <w:spacing w:after="60"/>
+      </w:pPr>
+      <w:r>
+        <w:t>Cloud Platforms &amp; Modernization: Genesys Cloud CX | Google Cloud | AWS | Azure MFA | Microsoft 365 | Oracle Cloud Infrastructure (OCI)</w:t>
+      </w:r>
+    </w:p>
+    <w:p>
+      <w:pPr>
+        <w:spacing w:after="60"/>
       </w:pPr>
       <w:r>
         <w:t xml:space="preserve">Real-Time Systems &amp; Analytics: Netcool Monitoring | Alert Management &amp; Analytics | Root Cause Analysis | Performance Metrics &amp; Dashboarding | DB2 | SQL</w:t>
@@ -80,18 +80,18 @@
     </w:p>
     <w:p>
       <w:pPr>
-        <w:spacing w:after="100"/>
-      </w:pPr>
-      <w:r>
-        <w:t xml:space="preserve">IT Operations &amp; Infrastructure: Active Directory | SCCM | Windows/Linux Servers | Citrix Servers | IAM &amp; Identity Management (CyberArk, SailPoint) | Change Management | SLA Management</w:t>
-      </w:r>
-    </w:p>
-    <w:p>
-      <w:pPr>
-        <w:spacing w:after="400"/>
-      </w:pPr>
-      <w:r>
-        <w:t xml:space="preserve">Programming &amp; Development: Java | C/C++ | COBOL | JCL | Kotlin | Firebase | API Integration | SQL</w:t>
+        <w:spacing w:after="60"/>
+      </w:pPr>
+      <w:r>
+        <w:t>IT Operations &amp; Infrastructure: Active Directory | SCCM | Windows/Linux Servers | Citrix Servers | IAM &amp; Identity Management (CyberArk, SailPoint) | Change Management | SLA Management | PowerShell | Docker | Kubernetes</w:t>
+      </w:r>
+    </w:p>
+    <w:p>
+      <w:pPr>
+        <w:spacing w:after="240"/>
+      </w:pPr>
+      <w:r>
+        <w:t>Programming &amp; Development: Java | C/C++ | COBOL | JCL | Kotlin | Firebase | API Integration | SQL | Python | FastAPI | OpenCV</w:t>
       </w:r>
     </w:p>
     <w:p>
@@ -100,7 +100,7 @@
         <w:pBdr>
           <w:bottom w:val="single" w:color="2E5090" w:sz="6" w:space="1"/>
         </w:pBdr>
-        <w:spacing w:after="200" w:before="200"/>
+        <w:spacing w:after="120" w:before="120"/>
       </w:pPr>
       <w:r>
         <w:t xml:space="preserve">RECENT EXPERIENCE &amp; PROJECTS</w:t>
@@ -108,7 +108,7 @@
     </w:p>
     <w:p>
       <w:pPr>
-        <w:spacing w:after="100" w:before="100"/>
+        <w:spacing w:after="60" w:before="60"/>
       </w:pPr>
       <w:r>
         <w:t>HR Administrative Officer | Monash University</w:t>
@@ -116,7 +116,7 @@
     </w:p>
     <w:p>
       <w:pPr>
-        <w:spacing w:after="100"/>
+        <w:spacing w:after="60"/>
       </w:pPr>
       <w:r>
         <w:t>August 2026–October 2026</w:t>
@@ -124,7 +124,7 @@
     </w:p>
     <w:p>
       <w:pPr>
-        <w:spacing w:after="50"/>
+        <w:spacing w:after="30"/>
       </w:pPr>
       <w:r>
         <w:t>• Casual HR Administrative Officer role (HEW 4, ~10 hrs/week) within the HR Projects team, Office of the Chief Operating Officer &amp; Senior Vice-President, Clayton Campus</w:t>
@@ -132,7 +132,7 @@
     </w:p>
     <w:p>
       <w:pPr>
-        <w:spacing w:after="100" w:before="100"/>
+        <w:spacing w:after="60" w:before="60"/>
       </w:pPr>
       <w:r>
         <w:t xml:space="preserve">Technology &amp; Digital Innovation Intern | Baazar (Fund'ex venture)</w:t>
@@ -140,7 +140,7 @@
     </w:p>
     <w:p>
       <w:pPr>
-        <w:spacing w:after="100"/>
+        <w:spacing w:after="60"/>
       </w:pPr>
       <w:r>
         <w:t>September 2026–Present</w:t>
@@ -148,7 +148,7 @@
     </w:p>
     <w:p>
       <w:pPr>
-        <w:spacing w:after="50"/>
+        <w:spacing w:after="30"/>
       </w:pPr>
       <w:r>
         <w:t xml:space="preserve">• Supporting digital platform research, planning, and technical documentation for an upcoming venture; contributing to website/software testing, user testing, and bug reporting under supervision</w:t>
@@ -156,7 +156,7 @@
     </w:p>
     <w:p>
       <w:pPr>
-        <w:spacing w:after="50"/>
+        <w:spacing w:after="30"/>
       </w:pPr>
       <w:r>
         <w:t xml:space="preserve">• Supporting data organisation, reporting, and dashboard/analytics tasks alongside CRM and business process documentation; researching software tools, APIs, and digital platform solutions</w:t>
@@ -164,7 +164,7 @@
     </w:p>
     <w:p>
       <w:pPr>
-        <w:spacing w:after="200"/>
+        <w:spacing w:after="120"/>
       </w:pPr>
       <w:r>
         <w:t xml:space="preserve">• Preparing user guides, workflow notes, and process maps; applying cybersecurity awareness practices, including documentation and basic risk checks, as part of structured team learning tasks</w:t>
@@ -172,7 +172,7 @@
     </w:p>
     <w:p>
       <w:pPr>
-        <w:spacing w:after="100" w:before="100"/>
+        <w:spacing w:after="60" w:before="60"/>
       </w:pPr>
       <w:r>
         <w:t xml:space="preserve">TeaMWork Virtual Intern &amp; Team Co-Lead | Monash-Warwick Alliance</w:t>
@@ -180,7 +180,7 @@
     </w:p>
     <w:p>
       <w:pPr>
-        <w:spacing w:after="100"/>
+        <w:spacing w:after="60"/>
       </w:pPr>
       <w:r>
         <w:t xml:space="preserve">July 2026</w:t>
@@ -188,7 +188,7 @@
     </w:p>
     <w:p>
       <w:pPr>
-        <w:spacing w:after="50"/>
+        <w:spacing w:after="30"/>
       </w:pPr>
       <w:r>
         <w:t xml:space="preserve">• Led AI-driven market expansion strategy; developed segment prioritisation matrix across 3 FM portfolios using analytics</w:t>
@@ -196,7 +196,7 @@
     </w:p>
     <w:p>
       <w:pPr>
-        <w:spacing w:after="50"/>
+        <w:spacing w:after="30"/>
       </w:pPr>
       <w:r>
         <w:t xml:space="preserve">• Quantified financial impact: SGD 4.35M annual savings (Facilities Management), SGD 261K/yr (Commercial), SGD 696K/yr (Universities); identified SGD 2M+ revenue pipeline from 15 target companies</w:t>
@@ -204,7 +204,7 @@
     </w:p>
     <w:p>
       <w:pPr>
-        <w:spacing w:after="200"/>
+        <w:spacing w:after="120"/>
       </w:pPr>
       <w:r>
         <w:t xml:space="preserve">• Applied data analytics and ROI modelling to validate market assumptions and support strategic pilot framework</w:t>
@@ -212,7 +212,7 @@
     </w:p>
     <w:p>
       <w:pPr>
-        <w:spacing w:after="100" w:before="100"/>
+        <w:spacing w:after="60" w:before="60"/>
       </w:pPr>
       <w:r>
         <w:t xml:space="preserve">T&amp;A FLEX Data Entry Assistant (HEW 4) | Monash University</w:t>
@@ -220,7 +220,7 @@
     </w:p>
     <w:p>
       <w:pPr>
-        <w:spacing w:after="100"/>
+        <w:spacing w:after="60"/>
       </w:pPr>
       <w:r>
         <w:t xml:space="preserve">July–August 2026</w:t>
@@ -228,7 +228,7 @@
     </w:p>
     <w:p>
       <w:pPr>
-        <w:spacing w:after="50"/>
+        <w:spacing w:after="30"/>
       </w:pPr>
       <w:r>
         <w:t xml:space="preserve">• Supported enterprise system rollout (Nimbus time &amp; attendance) across Peninsula Campus serving 500+ staff; achieved clean data migration</w:t>
@@ -236,7 +236,7 @@
     </w:p>
     <w:p>
       <w:pPr>
-        <w:spacing w:after="200"/>
+        <w:spacing w:after="120"/>
       </w:pPr>
       <w:r>
         <w:t xml:space="preserve">• Identified and escalated critical go-live dependency issues before system launch, preventing operational disruption</w:t>
@@ -248,7 +248,7 @@
         <w:pBdr>
           <w:bottom w:val="single" w:color="2E5090" w:sz="6" w:space="1"/>
         </w:pBdr>
-        <w:spacing w:after="200" w:before="200"/>
+        <w:spacing w:after="120" w:before="120"/>
       </w:pPr>
       <w:r>
         <w:t xml:space="preserve">COGNIZANT TECHNOLOGY SOLUTIONS</w:t>
@@ -256,7 +256,7 @@
     </w:p>
     <w:p>
       <w:pPr>
-        <w:spacing w:after="100" w:before="100"/>
+        <w:spacing w:after="60" w:before="60"/>
       </w:pPr>
       <w:r>
         <w:t xml:space="preserve">Programmer | EmblemHealth &amp; ConnectiCare (3.2M members) | Nov 2023–Jul 2024</w:t>
@@ -264,7 +264,7 @@
     </w:p>
     <w:p>
       <w:pPr>
-        <w:spacing w:after="50"/>
+        <w:spacing w:after="30"/>
       </w:pPr>
       <w:r>
         <w:t xml:space="preserve">Real-time Systems Monitoring &amp; Cloud Migration Delivery:</w:t>
@@ -272,7 +272,7 @@
     </w:p>
     <w:p>
       <w:pPr>
-        <w:spacing w:after="50"/>
+        <w:spacing w:after="30"/>
       </w:pPr>
       <w:r>
         <w:t xml:space="preserve">• Managed 50–80+ real-time Netcool alerts per shift; maintained 95%+ Audit Dashboard Score — demonstrating expertise in high-volume alert analytics and incident prioritisation at enterprise scale</w:t>
@@ -280,7 +280,7 @@
     </w:p>
     <w:p>
       <w:pPr>
-        <w:spacing w:after="50"/>
+        <w:spacing w:after="30"/>
       </w:pPr>
       <w:r>
         <w:t xml:space="preserve">• Conducted proactive problem record analysis and root cause analysis to identify recurring system failures; implemented preventative measures that reduced repeat incidents, improving overall system reliability</w:t>
@@ -288,7 +288,7 @@
     </w:p>
     <w:p>
       <w:pPr>
-        <w:spacing w:after="50"/>
+        <w:spacing w:after="30"/>
       </w:pPr>
       <w:r>
         <w:t xml:space="preserve">• Contributed to Cognizant’s Avaya-to-Genesys Cloud CX contact center migration (30,000+ associates and agents across 8 lines of business): delivered a 5% increase in patient engagement, 20% reduction in manual interventions per week, and 2% decrease in average handling time — quantifiable proof of impact in cloud-driven digital transformation</w:t>
@@ -296,7 +296,7 @@
     </w:p>
     <w:p>
       <w:pPr>
-        <w:spacing w:after="200"/>
+        <w:spacing w:after="120"/>
       </w:pPr>
       <w:r>
         <w:t xml:space="preserve">• Administered and optimised critical infrastructure: Active Directory, Azure MFA, M365, CyberArk, SailPoint, Windows/Linux servers, and Citrix servers; designed Event Alert Dashboard for real-time performance visibility across enterprise systems</w:t>
@@ -304,7 +304,7 @@
     </w:p>
     <w:p>
       <w:pPr>
-        <w:spacing w:after="100" w:before="100"/>
+        <w:spacing w:after="60" w:before="60"/>
       </w:pPr>
       <w:r>
         <w:t xml:space="preserve">Programmer Analyst | EmblemHealth &amp; ConnectiCare | Apr 2022–Nov 2023</w:t>
@@ -312,7 +312,7 @@
     </w:p>
     <w:p>
       <w:pPr>
-        <w:spacing w:after="50"/>
+        <w:spacing w:after="30"/>
       </w:pPr>
       <w:r>
         <w:t xml:space="preserve">Service Excellence &amp; Process Improvement:</w:t>
@@ -320,7 +320,7 @@
     </w:p>
     <w:p>
       <w:pPr>
-        <w:spacing w:after="50"/>
+        <w:spacing w:after="30"/>
       </w:pPr>
       <w:r>
         <w:t xml:space="preserve">• Resolved 100+ incidents/month within SLA with 100% CSAT score and 95%+ Audit Dashboard Score; earned CSAT Champion award (Sep 2023) for sustained excellence in incident management</w:t>
@@ -328,7 +328,7 @@
     </w:p>
     <w:p>
       <w:pPr>
-        <w:spacing w:after="50"/>
+        <w:spacing w:after="30"/>
       </w:pPr>
       <w:r>
         <w:t xml:space="preserve">• Authored 15+ comprehensive technical SOPs; reduced team onboarding time by 50%+, significantly improving knowledge transfer and operational efficiency</w:t>
@@ -336,7 +336,7 @@
     </w:p>
     <w:p>
       <w:pPr>
-        <w:spacing w:after="200"/>
+        <w:spacing w:after="120"/>
       </w:pPr>
       <w:r>
         <w:t xml:space="preserve">• Recognised with Cognizant Cheers Awards (Sapphire &amp; Amber, 2023) for excellence in delivery, technical depth, and cross-functional collaboration</w:t>
@@ -344,7 +344,7 @@
     </w:p>
     <w:p>
       <w:pPr>
-        <w:spacing w:after="100" w:before="100"/>
+        <w:spacing w:after="60" w:before="60"/>
       </w:pPr>
       <w:r>
         <w:t xml:space="preserve">Programmer Analyst Trainee | EmblemHealth &amp; ConnectiCare | May 2021–Mar 2022</w:t>
@@ -352,7 +352,7 @@
     </w:p>
     <w:p>
       <w:pPr>
-        <w:spacing w:after="200"/>
+        <w:spacing w:after="120"/>
       </w:pPr>
       <w:r>
         <w:t xml:space="preserve">• Completed structured onboarding in enterprise systems stack: COBOL, JCL, DB2, incident management; achieved progressive SLA independence and demonstrated rapid skill acquisition in mission-critical systems</w:t>
@@ -364,7 +364,7 @@
         <w:pBdr>
           <w:bottom w:val="single" w:color="2E5090" w:sz="6" w:space="1"/>
         </w:pBdr>
-        <w:spacing w:after="200" w:before="200"/>
+        <w:spacing w:after="120" w:before="120"/>
       </w:pPr>
       <w:r>
         <w:t xml:space="preserve">VOLUNTEER &amp; MENTORING ROLES</w:t>
@@ -372,7 +372,7 @@
     </w:p>
     <w:p>
       <w:pPr>
-        <w:spacing w:after="50" w:before="100"/>
+        <w:spacing w:after="30" w:before="60"/>
       </w:pPr>
       <w:r>
         <w:t xml:space="preserve">Microsoft 365 Administrator (Volunteer) | Basava Samiti APAC | Oct 2025–Present</w:t>
@@ -380,7 +380,7 @@
     </w:p>
     <w:p>
       <w:pPr>
-        <w:spacing w:after="200"/>
+        <w:spacing w:after="120"/>
       </w:pPr>
       <w:r>
         <w:t xml:space="preserve">• Manage M365 infrastructure across 8 APAC chapters serving 100+ users; authored 3 SOPs reducing ticket volume by 30–40% through improved self-service documentation</w:t>
@@ -388,7 +388,7 @@
     </w:p>
     <w:p>
       <w:pPr>
-        <w:spacing w:after="50" w:before="100"/>
+        <w:spacing w:after="30" w:before="60"/>
       </w:pPr>
       <w:r>
         <w:t xml:space="preserve">IT Postgraduate Peer Mentor | Monash University | Jan 2026–Present</w:t>
@@ -396,7 +396,7 @@
     </w:p>
     <w:p>
       <w:pPr>
-        <w:spacing w:after="200"/>
+        <w:spacing w:after="120"/>
       </w:pPr>
       <w:r>
         <w:t>• Mentor 40+ postgraduate IT students; manage infrastructure for Monash Data &amp; AI Society (1,600+ members); support community growth and peer learning</w:t>
@@ -404,7 +404,7 @@
     </w:p>
     <w:p>
       <w:pPr>
-        <w:spacing w:after="100" w:before="100"/>
+        <w:spacing w:after="60" w:before="60"/>
       </w:pPr>
       <w:r>
         <w:t>Student Adviser | Monash Student Communities | Jul 2025–Present</w:t>
@@ -412,7 +412,7 @@
     </w:p>
     <w:p>
       <w:pPr>
-        <w:spacing w:after="400"/>
+        <w:spacing w:after="240"/>
       </w:pPr>
       <w:r>
         <w:t xml:space="preserve">• Mentor a cohort of undergrad and postgrad students through one-on-one check-ins and cluster catch-ups, helping new students navigate university life, and encouraging several of my own mentees to step up into advising themselves</w:t>
@@ -424,7 +424,7 @@
         <w:pBdr>
           <w:bottom w:val="single" w:color="2E5090" w:sz="6" w:space="1"/>
         </w:pBdr>
-        <w:spacing w:after="200" w:before="200"/>
+        <w:spacing w:after="120" w:before="120"/>
       </w:pPr>
       <w:r>
         <w:t xml:space="preserve">EDUCATION &amp; CERTIFICATIONS</w:t>
@@ -432,7 +432,7 @@
     </w:p>
     <w:p>
       <w:pPr>
-        <w:spacing w:after="100"/>
+        <w:spacing w:after="60"/>
       </w:pPr>
       <w:r>
         <w:t xml:space="preserve">Master of Information Technology | Monash University | Graduating Dec 2026 | WAM 65.7</w:t>
@@ -440,7 +440,7 @@
     </w:p>
     <w:p>
       <w:pPr>
-        <w:spacing w:after="100"/>
+        <w:spacing w:after="60"/>
       </w:pPr>
       <w:r>
         <w:t xml:space="preserve">Bachelor of Computer Applications | University of Madras | 2020 | First Class</w:t>
@@ -448,7 +448,7 @@
     </w:p>
     <w:p>
       <w:pPr>
-        <w:spacing w:after="100"/>
+        <w:spacing w:after="60"/>
       </w:pPr>
       <w:r>
         <w:t xml:space="preserve">AWS Certified Cloud Practitioner | July 2024</w:t>
@@ -456,7 +456,7 @@
     </w:p>
     <w:p>
       <w:pPr>
-        <w:spacing w:after="200"/>
+        <w:spacing w:after="120"/>
       </w:pPr>
       <w:r>
         <w:t xml:space="preserve">IELTS Academic | Band 7 (Speaking 8.5, Reading 7.0, Listening 6.5, Writing 6.0)</w:t>
@@ -468,7 +468,7 @@
         <w:pBdr>
           <w:bottom w:val="single" w:color="2E5090" w:sz="6" w:space="1"/>
         </w:pBdr>
-        <w:spacing w:after="200" w:before="200"/>
+        <w:spacing w:after="120" w:before="120"/>
       </w:pPr>
       <w:r>
         <w:t xml:space="preserve">LANGUAGES</w:t>
@@ -476,7 +476,7 @@
     </w:p>
     <w:p>
       <w:pPr>
-        <w:spacing w:after="400"/>
+        <w:spacing w:after="240"/>
       </w:pPr>
       <w:r>
         <w:t>English (Proficient) | Telugu (Native) | Tamil (Fluent) | Hindi (Conversational)</w:t>
@@ -484,7 +484,7 @@
     </w:p>
     <w:p>
       <w:pPr>
-        <w:spacing w:before="200"/>
+        <w:spacing w:before="120"/>
         <w:jc w:val="center"/>
       </w:pPr>
       <w:r>
@@ -493,7 +493,7 @@
     </w:p>
     <w:sectPr>
       <w:pgSz w:w="11906" w:h="16838" w:orient="portrait"/>
-      <w:pgMar w:top="1440" w:right="1440" w:bottom="1440" w:left="1440" w:header="708" w:footer="708" w:gutter="0"/>
+      <w:pgMar w:top="648" w:right="1440" w:bottom="648" w:left="1440" w:header="708" w:footer="708" w:gutter="0"/>
       <w:pgNumType/>
       <w:docGrid w:linePitch="360"/>
     </w:sectPr>

--- a/Madhumitha_Challa_Intern_Graduate.docx
+++ b/Madhumitha_Challa_Intern_Graduate.docx
@@ -484,11 +484,31 @@
     </w:p>
     <w:p>
       <w:pPr>
+        <w:pStyle w:val="Heading2"/>
+        <w:pBdr>
+          <w:bottom w:val="single" w:color="2E5090" w:sz="6" w:space="1"/>
+        </w:pBdr>
+        <w:spacing w:after="120" w:before="120"/>
+      </w:pPr>
+      <w:r>
+        <w:t>REFERENCES</w:t>
+      </w:r>
+    </w:p>
+    <w:p>
+      <w:pPr>
+        <w:spacing w:after="240"/>
+      </w:pPr>
+      <w:r>
+        <w:t>Adam Fernandes | Senior Coordinator, Monash Student Communities | Contact details available on request</w:t>
+      </w:r>
+    </w:p>
+    <w:p>
+      <w:pPr>
         <w:spacing w:before="120"/>
         <w:jc w:val="center"/>
       </w:pPr>
       <w:r>
-        <w:t xml:space="preserve">References available on request</w:t>
+        <w:t>Further referees available on request.</w:t>
       </w:r>
     </w:p>
     <w:sectPr>

--- a/Madhumitha_Challa_Intern_Graduate.docx
+++ b/Madhumitha_Challa_Intern_Graduate.docx
@@ -459,7 +459,7 @@
         <w:spacing w:after="120"/>
       </w:pPr>
       <w:r>
-        <w:t xml:space="preserve">IELTS Academic | Band 7 (Speaking 8.5, Reading 7.0, Listening 6.5, Writing 6.0)</w:t>
+        <w:t>IELTS Academic | Band 7 overall</w:t>
       </w:r>
     </w:p>
     <w:p>

--- a/Madhumitha_Challa_Intern_Graduate.docx
+++ b/Madhumitha_Challa_Intern_Graduate.docx
@@ -143,7 +143,7 @@
         <w:spacing w:after="60"/>
       </w:pPr>
       <w:r>
-        <w:t>September 2026–Present</w:t>
+        <w:t>September 2026–November 2026</w:t>
       </w:r>
     </w:p>
     <w:p>
